--- a/a3/reports/Q1_A3_CP8319.docx
+++ b/a3/reports/Q1_A3_CP8319.docx
@@ -390,6 +390,12 @@
                 <w:rFonts w:asciiTheme="majorBidi" w:eastAsia="Arial" w:hAnsiTheme="majorBidi" w:cstheme="majorBidi"/>
               </w:rPr>
             </w:pPr>
+            <w:r>
+              <w:rPr>
+                <w:rFonts w:asciiTheme="majorBidi" w:eastAsia="Arial" w:hAnsiTheme="majorBidi" w:cstheme="majorBidi"/>
+              </w:rPr>
+              <w:t>2923</w:t>
+            </w:r>
           </w:p>
         </w:tc>
         <w:tc>
@@ -838,12 +844,18 @@
       </w:tr>
     </w:tbl>
     <w:p>
-      <w:bookmarkStart w:id="14" w:name="_Toc208434284"/>
-      <w:bookmarkStart w:id="15" w:name="_Hlk208434123"/>
-      <w:bookmarkStart w:id="16" w:name="_heading=h.gjdgxs" w:colFirst="0" w:colLast="0"/>
+      <w:pPr>
+        <w:ind w:left="360"/>
+      </w:pPr>
+      <w:bookmarkStart w:id="14" w:name="_heading=h.gjdgxs" w:colFirst="0" w:colLast="0"/>
+      <w:bookmarkStart w:id="15" w:name="_Toc208434284"/>
+      <w:bookmarkStart w:id="16" w:name="_Hlk208434123"/>
       <w:bookmarkEnd w:id="0"/>
-      <w:bookmarkEnd w:id="16"/>
+      <w:bookmarkEnd w:id="14"/>
       <w:r>
+        <w:rPr>
+          <w:noProof/>
+        </w:rPr>
         <w:lastRenderedPageBreak/>
         <w:drawing>
           <wp:inline distT="0" distB="0" distL="0" distR="0" wp14:anchorId="0F8438F4" wp14:editId="5E898F87">
@@ -883,7 +895,13 @@
       </w:r>
     </w:p>
     <w:p>
+      <w:pPr>
+        <w:ind w:left="360"/>
+      </w:pPr>
       <w:r>
+        <w:rPr>
+          <w:noProof/>
+        </w:rPr>
         <w:drawing>
           <wp:inline distT="0" distB="0" distL="0" distR="0" wp14:anchorId="5E54124C" wp14:editId="5A4EC8CC">
             <wp:extent cx="5943600" cy="499745"/>
@@ -922,6 +940,9 @@
       </w:r>
     </w:p>
     <w:p>
+      <w:pPr>
+        <w:ind w:left="360"/>
+      </w:pPr>
       <w:r>
         <w:rPr>
           <w:b/>
@@ -934,12 +955,21 @@
       </w:r>
     </w:p>
     <w:p>
+      <w:pPr>
+        <w:ind w:left="360"/>
+      </w:pPr>
       <w:r>
         <w:t>From section 2.4</w:t>
       </w:r>
     </w:p>
     <w:p>
+      <w:pPr>
+        <w:ind w:left="360"/>
+      </w:pPr>
       <w:r>
+        <w:rPr>
+          <w:noProof/>
+        </w:rPr>
         <w:drawing>
           <wp:inline distT="0" distB="0" distL="0" distR="0" wp14:anchorId="1B7A1620" wp14:editId="35AF7F33">
             <wp:extent cx="5943600" cy="2312670"/>
@@ -978,18 +1008,25 @@
       </w:r>
     </w:p>
     <w:p>
+      <w:pPr>
+        <w:ind w:left="360"/>
+      </w:pPr>
       <w:r>
         <w:t>Section 5.1</w:t>
       </w:r>
     </w:p>
     <w:p>
       <w:pPr>
+        <w:ind w:left="360"/>
         <w:rPr>
           <w:b/>
           <w:bCs/>
         </w:rPr>
       </w:pPr>
       <w:r>
+        <w:rPr>
+          <w:noProof/>
+        </w:rPr>
         <w:drawing>
           <wp:inline distT="0" distB="0" distL="0" distR="0" wp14:anchorId="28AF9C7F" wp14:editId="74138D39">
             <wp:extent cx="5943600" cy="2849880"/>
@@ -1028,6 +1065,9 @@
       </w:r>
     </w:p>
     <w:p>
+      <w:pPr>
+        <w:ind w:left="360"/>
+      </w:pPr>
       <w:r>
         <w:t xml:space="preserve">The list </w:t>
       </w:r>
@@ -1104,6 +1144,7 @@
     </w:p>
     <w:p>
       <w:pPr>
+        <w:ind w:left="360"/>
         <w:rPr>
           <w:b/>
           <w:bCs/>
@@ -1111,6 +1152,9 @@
       </w:pPr>
     </w:p>
     <w:p>
+      <w:pPr>
+        <w:ind w:left="360"/>
+      </w:pPr>
       <w:r>
         <w:rPr>
           <w:b/>
@@ -1136,6 +1180,7 @@
     <w:p>
       <w:pPr>
         <w:spacing w:before="0" w:after="160" w:line="278" w:lineRule="auto"/>
+        <w:ind w:left="360"/>
       </w:pPr>
       <w:r>
         <w:rPr>
@@ -1148,6 +1193,7 @@
     <w:p>
       <w:pPr>
         <w:spacing w:before="0" w:after="160" w:line="278" w:lineRule="auto"/>
+        <w:ind w:left="360"/>
       </w:pPr>
       <m:oMathPara>
         <m:oMath>
@@ -1186,9 +1232,6 @@
             <m:t>s∈S</m:t>
           </m:r>
           <m:r>
-            <w:rPr>
-              <w:i/>
-            </w:rPr>
             <w:br/>
           </m:r>
         </m:oMath>
@@ -1212,9 +1255,6 @@
             <m:t>s∈S</m:t>
           </m:r>
           <m:r>
-            <w:rPr>
-              <w:i/>
-            </w:rPr>
             <w:br/>
           </m:r>
         </m:oMath>
@@ -1228,6 +1268,9 @@
       </w:r>
     </w:p>
     <w:p>
+      <w:pPr>
+        <w:ind w:left="360"/>
+      </w:pPr>
       <w:r>
         <w:t xml:space="preserve">Generate an episode following </w:t>
       </w:r>
@@ -1521,6 +1564,7 @@
     <w:p>
       <w:pPr>
         <w:spacing w:after="160" w:line="278" w:lineRule="auto"/>
+        <w:ind w:left="360"/>
       </w:pPr>
       <m:oMathPara>
         <m:oMathParaPr>
@@ -1531,28 +1575,17 @@
             <w:rPr>
               <w:rFonts w:ascii="Cambria Math" w:hAnsi="Cambria Math"/>
             </w:rPr>
-            <m:t>G←</m:t>
-          </m:r>
-          <m:r>
-            <w:rPr>
-              <w:rFonts w:ascii="Cambria Math" w:hAnsi="Cambria Math"/>
-            </w:rPr>
-            <m:t>0</m:t>
+            <m:t>G←0</m:t>
           </m:r>
         </m:oMath>
       </m:oMathPara>
     </w:p>
     <w:p>
+      <w:pPr>
+        <w:ind w:left="360"/>
+      </w:pPr>
       <w:r>
-        <w:t xml:space="preserve">Loop for each </w:t>
-      </w:r>
-      <w:proofErr w:type="gramStart"/>
-      <w:r>
-        <w:t>step</w:t>
-      </w:r>
-      <w:proofErr w:type="gramEnd"/>
-      <w:r>
-        <w:t xml:space="preserve"> of episode, </w:t>
+        <w:t xml:space="preserve">Loop for each step of episode, </w:t>
       </w:r>
       <m:oMath>
         <m:r>
@@ -1569,7 +1602,7 @@
     <w:p>
       <w:pPr>
         <w:spacing w:after="160" w:line="278" w:lineRule="auto"/>
-        <w:ind w:left="720" w:firstLine="720"/>
+        <w:ind w:left="360" w:firstLine="720"/>
       </w:pPr>
       <m:oMathPara>
         <m:oMathParaPr>
@@ -1613,7 +1646,7 @@
     <w:p>
       <w:pPr>
         <w:spacing w:before="0" w:after="160" w:line="278" w:lineRule="auto"/>
-        <w:ind w:left="0" w:firstLine="720"/>
+        <w:ind w:left="360" w:firstLine="720"/>
       </w:pPr>
       <w:r>
         <w:t xml:space="preserve">Unless </w:t>
@@ -1742,6 +1775,9 @@
       </w:r>
     </w:p>
     <w:p>
+      <w:pPr>
+        <w:ind w:left="360"/>
+      </w:pPr>
       <m:oMathPara>
         <m:oMath>
           <m:r>
@@ -1813,9 +1849,6 @@
             <m:t>)+1</m:t>
           </m:r>
           <m:r>
-            <w:rPr>
-              <w:i/>
-            </w:rPr>
             <w:br/>
           </m:r>
         </m:oMath>
@@ -1982,9 +2015,6 @@
             <m:t>))</m:t>
           </m:r>
           <m:r>
-            <w:rPr>
-              <w:i/>
-            </w:rPr>
             <w:br/>
           </m:r>
         </m:oMath>
@@ -1995,8 +2025,8 @@
         <w:pStyle w:val="TOCHeading"/>
       </w:pPr>
     </w:p>
-    <w:bookmarkEnd w:id="14"/>
     <w:bookmarkEnd w:id="15"/>
+    <w:bookmarkEnd w:id="16"/>
     <w:p>
       <w:pPr>
         <w:spacing w:before="20" w:line="1" w:lineRule="atLeast"/>
@@ -19071,28 +19101,28 @@
 </file>
 
 <file path=customXml/item1.xml><?xml version="1.0" encoding="utf-8"?>
-<b:Sources xmlns:b="http://schemas.openxmlformats.org/officeDocument/2006/bibliography" xmlns="http://schemas.openxmlformats.org/officeDocument/2006/bibliography" SelectedStyle="\MLASeventhEditionOfficeOnline.xsl" StyleName="MLA" Version="7"/>
-</file>
-
-<file path=customXml/item2.xml><?xml version="1.0" encoding="utf-8"?>
 <go:gDocsCustomXmlDataStorage xmlns:go="http://customooxmlschemas.google.com/" xmlns:r="http://schemas.openxmlformats.org/officeDocument/2006/relationships" uri="GoogleDocsCustomDataVersion2">
   <go:docsCustomData xmlns:go="http://customooxmlschemas.google.com/" roundtripDataSignature="AMtx7mgKo6xCXF1fewSVDFohW3Rfb1U/+w==">CgMxLjAyCGguZ2pkZ3hzOAByITE4VDhxQ1U1Zkc4ZTNGdzdBZk0wNWh2WVJrZ0FnTkFIVg==</go:docsCustomData>
 </go:gDocsCustomXmlDataStorage>
 </file>
 
-<file path=customXml/itemProps1.xml><?xml version="1.0" encoding="utf-8"?>
-<ds:datastoreItem xmlns:ds="http://schemas.openxmlformats.org/officeDocument/2006/customXml" ds:itemID="{EB846837-5283-4A3B-8BE3-0E7FC208943E}">
-  <ds:schemaRefs>
-    <ds:schemaRef ds:uri="http://schemas.openxmlformats.org/officeDocument/2006/bibliography"/>
-  </ds:schemaRefs>
-</ds:datastoreItem>
+<file path=customXml/item2.xml><?xml version="1.0" encoding="utf-8"?>
+<b:Sources xmlns:b="http://schemas.openxmlformats.org/officeDocument/2006/bibliography" xmlns="http://schemas.openxmlformats.org/officeDocument/2006/bibliography" SelectedStyle="\MLASeventhEditionOfficeOnline.xsl" StyleName="MLA" Version="7"/>
 </file>
 
-<file path=customXml/itemProps2.xml><?xml version="1.0" encoding="utf-8"?>
+<file path=customXml/itemProps1.xml><?xml version="1.0" encoding="utf-8"?>
 <ds:datastoreItem xmlns:ds="http://schemas.openxmlformats.org/officeDocument/2006/customXml" ds:itemID="{11111111-1234-1234-1234-123412341234}">
   <ds:schemaRefs>
     <ds:schemaRef ds:uri="http://customooxmlschemas.google.com/"/>
     <ds:schemaRef ds:uri="http://schemas.openxmlformats.org/officeDocument/2006/relationships"/>
   </ds:schemaRefs>
 </ds:datastoreItem>
+</file>
+
+<file path=customXml/itemProps2.xml><?xml version="1.0" encoding="utf-8"?>
+<ds:datastoreItem xmlns:ds="http://schemas.openxmlformats.org/officeDocument/2006/customXml" ds:itemID="{EB846837-5283-4A3B-8BE3-0E7FC208943E}">
+  <ds:schemaRefs>
+    <ds:schemaRef ds:uri="http://schemas.openxmlformats.org/officeDocument/2006/bibliography"/>
+  </ds:schemaRefs>
+</ds:datastoreItem>
 </file>